--- a/14_Games_and_Fun/00_Games_and_Fun_Pack_Start_Here.docx
+++ b/14_Games_and_Fun/00_Games_and_Fun_Pack_Start_Here.docx
@@ -628,7 +628,7 @@
           <w:color w:val="2B2D42"/>
           <w:sz w:val="21"/>
         </w:rPr>
-        <w:t>A free kit by Competence Collective · competencecollective.org · quillsup.org</w:t>
+        <w:t>Hackles · a free kit · quillsup.org</w:t>
       </w:r>
     </w:p>
     <w:p>
@@ -702,7 +702,7 @@
     <w:p>
       <w:r>
         <w:rPr/>
-        <w:t>A free kit by Competence Collective · competencecollective.org · quillsup.org</w:t>
+        <w:t>Hackles · a free kit · quillsup.org</w:t>
       </w:r>
     </w:p>
     <w:p>
@@ -770,13 +770,13 @@
       </w:pPr>
       <w:r>
         <w:rPr/>
-        <w:t>About Hackles and Competence Collective</w:t>
+        <w:t>About Hackles</w:t>
       </w:r>
     </w:p>
     <w:p>
       <w:r>
         <w:rPr/>
-        <w:t>Hackles was made by Competence Collective, a small group of educators and practitioners who believe every child and teen should learn how to stay safe and kind online, and that this teaching should not sit behind a paywall. That is why Hackles is free to print, share and adapt for non-commercial use, with credit.</w:t>
+        <w:t>Hackles was made by a small group of educators and practitioners who believe every child and teen should learn how to stay safe and kind online, and that this teaching should not sit behind a paywall. That is why Hackles is free to print, share and adapt for non-commercial use, with credit. No accounts, no data, and the whole kit is at quillsup.org.</w:t>
       </w:r>
     </w:p>
     <w:p>
@@ -804,7 +804,7 @@
     <w:p>
       <w:r>
         <w:rPr/>
-        <w:t>Hackles is the first step on a learning path that continues with free resources such as picoCTF and CYBER.ORG, and for college and professional learners tools like Competence Collective's Red Herrings (redherrings.app) and Hotwash (hotwa.sh).</w:t>
+        <w:t>Hackles is the first step on a learning path that continues with free resources such as picoCTF and CYBER.ORG.</w:t>
       </w:r>
     </w:p>
     <w:p>
@@ -7236,7 +7236,7 @@
         <w:color w:val="5A5C70"/>
         <w:sz w:val="14"/>
       </w:rPr>
-      <w:t>Hackles · © 2026 Competence Collective · competencecollective.org · Text CC BY-NC 4.0 · Name, logos and art: all rights reserved</w:t>
+      <w:t>Hackles · quillsup.org · © 2026 Competence Collective · Text CC BY-NC 4.0 · Name, logos and art: all rights reserved</w:t>
     </w:r>
     <w:r>
       <w:tab/>
